--- a/Files/04 - Bamidbar/03 - Behaloscha/5785/Behaloscha 5785.docx
+++ b/Files/04 - Bamidbar/03 - Behaloscha/5785/Behaloscha 5785.docx
@@ -317,7 +317,7 @@
           <w:rFonts w:ascii="Times New Roman" w:hAnsi="Times New Roman" w:cs="Times New Roman"/>
           <w:rtl/>
         </w:rPr>
-        <w:t xml:space="preserve"> </w:t>
+        <w:t> </w:t>
       </w:r>
       <w:r>
         <w:rPr>
@@ -756,7 +756,7 @@
         <w:rPr>
           <w:rFonts w:ascii="Times New Roman" w:hAnsi="Times New Roman" w:cs="Times New Roman"/>
         </w:rPr>
-        <w:t xml:space="preserve"> the </w:t>
+        <w:t xml:space="preserve"> the</w:t>
       </w:r>
       <w:r>
         <w:rPr>
@@ -1460,7 +1460,7 @@
           <w:rFonts w:ascii="Times New Roman" w:hAnsi="Times New Roman" w:cs="Times New Roman"/>
           <w:rtl/>
         </w:rPr>
-        <w:t>״</w:t>
+        <w:t>"</w:t>
       </w:r>
       <w:r>
         <w:rPr>
@@ -1494,7 +1494,7 @@
           <w:rFonts w:ascii="Times New Roman" w:hAnsi="Times New Roman" w:cs="Times New Roman" w:hint="cs"/>
           <w:rtl/>
         </w:rPr>
-        <w:t>חמישה</w:t>
+        <w:t>חמשה</w:t>
       </w:r>
       <w:r>
         <w:rPr>
@@ -1952,39 +1952,182 @@
         <w:rPr>
           <w:rFonts w:ascii="Times New Roman" w:hAnsi="Times New Roman" w:cs="Times New Roman"/>
         </w:rPr>
-        <w:t xml:space="preserve">away in their treasure </w:t>
+        <w:t>away in their treasure</w:t>
+      </w:r>
+      <w:r>
+        <w:rPr>
+          <w:rFonts w:ascii="Times New Roman" w:hAnsi="Times New Roman" w:cs="Times New Roman"/>
+        </w:rPr>
+        <w:t xml:space="preserve"> house</w:t>
+      </w:r>
+      <w:r>
+        <w:rPr>
+          <w:rFonts w:ascii="Times New Roman" w:hAnsi="Times New Roman" w:cs="Times New Roman"/>
+        </w:rPr>
+        <w:t>, s</w:t>
+      </w:r>
+      <w:r>
+        <w:rPr>
+          <w:rFonts w:ascii="Times New Roman" w:hAnsi="Times New Roman" w:cs="Times New Roman"/>
+        </w:rPr>
+        <w:t xml:space="preserve">o too </w:t>
+      </w:r>
+      <w:r>
+        <w:rPr>
+          <w:rFonts w:ascii="Times New Roman" w:hAnsi="Times New Roman" w:cs="Times New Roman"/>
+        </w:rPr>
+        <w:t xml:space="preserve">Hashem </w:t>
+      </w:r>
+      <w:r>
+        <w:rPr>
+          <w:rFonts w:ascii="Times New Roman" w:hAnsi="Times New Roman" w:cs="Times New Roman"/>
+        </w:rPr>
+        <w:t xml:space="preserve">says to </w:t>
+      </w:r>
+      <w:r>
+        <w:rPr>
+          <w:rFonts w:ascii="Times New Roman" w:hAnsi="Times New Roman" w:cs="Times New Roman" w:hint="cs"/>
+          <w:rtl/>
+        </w:rPr>
+        <w:t>כלל</w:t>
+      </w:r>
+      <w:r>
+        <w:rPr>
+          <w:rFonts w:ascii="Times New Roman" w:hAnsi="Times New Roman" w:cs="Times New Roman"/>
+          <w:rtl/>
+        </w:rPr>
+        <w:t xml:space="preserve"> </w:t>
+      </w:r>
+      <w:r>
+        <w:rPr>
+          <w:rFonts w:ascii="Times New Roman" w:hAnsi="Times New Roman" w:cs="Times New Roman" w:hint="cs"/>
+          <w:rtl/>
+        </w:rPr>
+        <w:t>ישראל</w:t>
+      </w:r>
+      <w:r>
+        <w:rPr>
+          <w:rFonts w:ascii="Times New Roman" w:hAnsi="Times New Roman" w:cs="Times New Roman"/>
+        </w:rPr>
+        <w:t xml:space="preserve">, </w:t>
+      </w:r>
+      <w:r>
+        <w:rPr>
+          <w:rFonts w:ascii="Times New Roman" w:hAnsi="Times New Roman" w:cs="Times New Roman"/>
+        </w:rPr>
+        <w:t>“Y</w:t>
+      </w:r>
+      <w:r>
+        <w:rPr>
+          <w:rFonts w:ascii="Times New Roman" w:hAnsi="Times New Roman" w:cs="Times New Roman"/>
+        </w:rPr>
+        <w:t xml:space="preserve">ou are to me like a </w:t>
+      </w:r>
+      <w:r>
+        <w:rPr>
+          <w:rFonts w:ascii="Times New Roman" w:hAnsi="Times New Roman" w:cs="Times New Roman" w:hint="cs"/>
+          <w:rtl/>
+        </w:rPr>
+        <w:t>סגולה</w:t>
+      </w:r>
+      <w:r>
+        <w:rPr>
+          <w:rFonts w:ascii="Times New Roman" w:hAnsi="Times New Roman" w:cs="Times New Roman"/>
+        </w:rPr>
+        <w:t xml:space="preserve"> amongst all of the other nations.</w:t>
+      </w:r>
+      <w:r>
+        <w:rPr>
+          <w:rFonts w:ascii="Times New Roman" w:hAnsi="Times New Roman" w:cs="Times New Roman"/>
+        </w:rPr>
+        <w:t>”</w:t>
+      </w:r>
+      <w:r>
+        <w:rPr>
+          <w:rFonts w:ascii="Times New Roman" w:hAnsi="Times New Roman" w:cs="Times New Roman"/>
+        </w:rPr>
+        <w:t xml:space="preserve"> </w:t>
+      </w:r>
+      <w:r>
+        <w:rPr>
+          <w:rFonts w:ascii="Times New Roman" w:hAnsi="Times New Roman" w:cs="Times New Roman"/>
+        </w:rPr>
+        <w:t xml:space="preserve">Why is that? </w:t>
       </w:r>
       <w:proofErr w:type="gramStart"/>
       <w:r>
         <w:rPr>
           <w:rFonts w:ascii="Times New Roman" w:hAnsi="Times New Roman" w:cs="Times New Roman"/>
         </w:rPr>
-        <w:t>house.,</w:t>
+        <w:t>The</w:t>
+      </w:r>
+      <w:r>
+        <w:rPr>
+          <w:rFonts w:ascii="Times New Roman" w:hAnsi="Times New Roman" w:cs="Times New Roman" w:hint="cs"/>
+          <w:rtl/>
+        </w:rPr>
+        <w:t>חיבה</w:t>
+      </w:r>
+      <w:r>
+        <w:rPr>
+          <w:rFonts w:ascii="Times New Roman" w:hAnsi="Times New Roman" w:cs="Times New Roman"/>
+          <w:rtl/>
+        </w:rPr>
+        <w:t xml:space="preserve"> </w:t>
+      </w:r>
+      <w:r>
+        <w:rPr>
+          <w:rFonts w:ascii="Times New Roman" w:hAnsi="Times New Roman" w:cs="Times New Roman"/>
+        </w:rPr>
+        <w:t xml:space="preserve"> that</w:t>
       </w:r>
       <w:proofErr w:type="gramEnd"/>
       <w:r>
         <w:rPr>
           <w:rFonts w:ascii="Times New Roman" w:hAnsi="Times New Roman" w:cs="Times New Roman"/>
         </w:rPr>
-        <w:t xml:space="preserve"> s</w:t>
-      </w:r>
-      <w:r>
-        <w:rPr>
-          <w:rFonts w:ascii="Times New Roman" w:hAnsi="Times New Roman" w:cs="Times New Roman"/>
-        </w:rPr>
-        <w:t xml:space="preserve">o too </w:t>
-      </w:r>
-      <w:r>
-        <w:rPr>
-          <w:rFonts w:ascii="Times New Roman" w:hAnsi="Times New Roman" w:cs="Times New Roman"/>
-        </w:rPr>
-        <w:t xml:space="preserve">Hashem </w:t>
-      </w:r>
-      <w:r>
-        <w:rPr>
-          <w:rFonts w:ascii="Times New Roman" w:hAnsi="Times New Roman" w:cs="Times New Roman"/>
-        </w:rPr>
-        <w:t xml:space="preserve">says to </w:t>
+        <w:t xml:space="preserve"> </w:t>
+      </w:r>
+      <w:r>
+        <w:rPr>
+          <w:rFonts w:ascii="Times New Roman" w:hAnsi="Times New Roman" w:cs="Times New Roman" w:hint="cs"/>
+          <w:rtl/>
+        </w:rPr>
+        <w:t>הקדוש</w:t>
+      </w:r>
+      <w:r>
+        <w:rPr>
+          <w:rFonts w:ascii="Times New Roman" w:hAnsi="Times New Roman" w:cs="Times New Roman"/>
+          <w:rtl/>
+        </w:rPr>
+        <w:t xml:space="preserve"> </w:t>
+      </w:r>
+      <w:r>
+        <w:rPr>
+          <w:rFonts w:ascii="Times New Roman" w:hAnsi="Times New Roman" w:cs="Times New Roman" w:hint="cs"/>
+          <w:rtl/>
+        </w:rPr>
+        <w:t>ברוך</w:t>
+      </w:r>
+      <w:r>
+        <w:rPr>
+          <w:rFonts w:ascii="Times New Roman" w:hAnsi="Times New Roman" w:cs="Times New Roman"/>
+          <w:rtl/>
+        </w:rPr>
+        <w:t xml:space="preserve"> </w:t>
+      </w:r>
+      <w:r>
+        <w:rPr>
+          <w:rFonts w:ascii="Times New Roman" w:hAnsi="Times New Roman" w:cs="Times New Roman" w:hint="cs"/>
+          <w:rtl/>
+        </w:rPr>
+        <w:t>הוא</w:t>
+      </w:r>
+      <w:r>
+        <w:rPr>
+          <w:rFonts w:ascii="Times New Roman" w:hAnsi="Times New Roman" w:cs="Times New Roman"/>
+        </w:rPr>
+        <w:t xml:space="preserve"> has for </w:t>
       </w:r>
       <w:r>
         <w:rPr>
@@ -2011,71 +2154,206 @@
         <w:rPr>
           <w:rFonts w:ascii="Times New Roman" w:hAnsi="Times New Roman" w:cs="Times New Roman"/>
         </w:rPr>
-        <w:t xml:space="preserve">, </w:t>
-      </w:r>
-      <w:r>
-        <w:rPr>
-          <w:rFonts w:ascii="Times New Roman" w:hAnsi="Times New Roman" w:cs="Times New Roman"/>
-        </w:rPr>
-        <w:t>“Y</w:t>
-      </w:r>
-      <w:r>
-        <w:rPr>
-          <w:rFonts w:ascii="Times New Roman" w:hAnsi="Times New Roman" w:cs="Times New Roman"/>
-        </w:rPr>
-        <w:t xml:space="preserve">ou are to me like a </w:t>
-      </w:r>
-      <w:r>
-        <w:rPr>
-          <w:rFonts w:ascii="Times New Roman" w:hAnsi="Times New Roman" w:cs="Times New Roman" w:hint="cs"/>
-          <w:rtl/>
-        </w:rPr>
-        <w:t>סגולה</w:t>
-      </w:r>
-      <w:r>
-        <w:rPr>
-          <w:rFonts w:ascii="Times New Roman" w:hAnsi="Times New Roman" w:cs="Times New Roman"/>
-        </w:rPr>
-        <w:t xml:space="preserve"> amongst all of the other nations.</w:t>
-      </w:r>
-      <w:r>
-        <w:rPr>
-          <w:rFonts w:ascii="Times New Roman" w:hAnsi="Times New Roman" w:cs="Times New Roman"/>
-        </w:rPr>
-        <w:t>”</w:t>
-      </w:r>
-      <w:r>
-        <w:rPr>
-          <w:rFonts w:ascii="Times New Roman" w:hAnsi="Times New Roman" w:cs="Times New Roman"/>
-        </w:rPr>
-        <w:t xml:space="preserve"> </w:t>
-      </w:r>
-      <w:r>
-        <w:rPr>
-          <w:rFonts w:ascii="Times New Roman" w:hAnsi="Times New Roman" w:cs="Times New Roman"/>
-        </w:rPr>
-        <w:t xml:space="preserve">Why is that? </w:t>
-      </w:r>
-      <w:proofErr w:type="gramStart"/>
-      <w:r>
-        <w:rPr>
-          <w:rFonts w:ascii="Times New Roman" w:hAnsi="Times New Roman" w:cs="Times New Roman"/>
-        </w:rPr>
-        <w:t xml:space="preserve">The </w:t>
-      </w:r>
-      <w:r>
-        <w:rPr>
-          <w:rFonts w:ascii="Times New Roman" w:hAnsi="Times New Roman" w:cs="Times New Roman" w:hint="cs"/>
-          <w:rtl/>
-        </w:rPr>
-        <w:t>חיבה</w:t>
-      </w:r>
-      <w:r>
-        <w:rPr>
-          <w:rFonts w:ascii="Times New Roman" w:hAnsi="Times New Roman" w:cs="Times New Roman"/>
-          <w:rtl/>
-        </w:rPr>
-        <w:t xml:space="preserve"> </w:t>
+        <w:t xml:space="preserve"> comes from the</w:t>
+      </w:r>
+      <w:r>
+        <w:rPr>
+          <w:rFonts w:ascii="Times New Roman" w:hAnsi="Times New Roman" w:cs="Times New Roman"/>
+        </w:rPr>
+        <w:t xml:space="preserve"> </w:t>
+      </w:r>
+      <w:r>
+        <w:rPr>
+          <w:rFonts w:ascii="Times New Roman" w:hAnsi="Times New Roman" w:cs="Times New Roman" w:hint="cs"/>
+          <w:rtl/>
+        </w:rPr>
+        <w:t>כח</w:t>
+      </w:r>
+      <w:r>
+        <w:rPr>
+          <w:rFonts w:ascii="Times New Roman" w:hAnsi="Times New Roman" w:cs="Times New Roman"/>
+        </w:rPr>
+        <w:t xml:space="preserve"> of </w:t>
+      </w:r>
+      <w:r>
+        <w:rPr>
+          <w:rFonts w:ascii="Times New Roman" w:hAnsi="Times New Roman" w:cs="Times New Roman" w:hint="cs"/>
+          <w:rtl/>
+        </w:rPr>
+        <w:t>קבלת</w:t>
+      </w:r>
+      <w:r>
+        <w:rPr>
+          <w:rFonts w:ascii="Times New Roman" w:hAnsi="Times New Roman" w:cs="Times New Roman"/>
+          <w:rtl/>
+        </w:rPr>
+        <w:t xml:space="preserve"> </w:t>
+      </w:r>
+      <w:r>
+        <w:rPr>
+          <w:rFonts w:ascii="Times New Roman" w:hAnsi="Times New Roman" w:cs="Times New Roman" w:hint="cs"/>
+          <w:rtl/>
+        </w:rPr>
+        <w:t>התורה</w:t>
+      </w:r>
+      <w:r>
+        <w:rPr>
+          <w:rFonts w:ascii="Times New Roman" w:hAnsi="Times New Roman" w:cs="Times New Roman"/>
+        </w:rPr>
+        <w:t xml:space="preserve">. We recently had </w:t>
+      </w:r>
+      <w:r>
+        <w:rPr>
+          <w:rFonts w:ascii="Times New Roman" w:hAnsi="Times New Roman" w:cs="Times New Roman" w:hint="cs"/>
+          <w:rtl/>
+        </w:rPr>
+        <w:t>שבועות</w:t>
+      </w:r>
+      <w:r>
+        <w:rPr>
+          <w:rFonts w:ascii="Times New Roman" w:hAnsi="Times New Roman" w:cs="Times New Roman"/>
+        </w:rPr>
+        <w:t xml:space="preserve"> with the awesome </w:t>
+      </w:r>
+      <w:r>
+        <w:rPr>
+          <w:rFonts w:ascii="Times New Roman" w:hAnsi="Times New Roman" w:cs="Times New Roman" w:hint="cs"/>
+          <w:rtl/>
+        </w:rPr>
+        <w:t>פגישה</w:t>
+      </w:r>
+      <w:r>
+        <w:rPr>
+          <w:rFonts w:ascii="Times New Roman" w:hAnsi="Times New Roman" w:cs="Times New Roman"/>
+        </w:rPr>
+        <w:t xml:space="preserve"> between </w:t>
+      </w:r>
+      <w:r>
+        <w:rPr>
+          <w:rFonts w:ascii="Times New Roman" w:hAnsi="Times New Roman" w:cs="Times New Roman" w:hint="cs"/>
+          <w:rtl/>
+        </w:rPr>
+        <w:t>הקדוש</w:t>
+      </w:r>
+      <w:r>
+        <w:rPr>
+          <w:rFonts w:ascii="Times New Roman" w:hAnsi="Times New Roman" w:cs="Times New Roman"/>
+          <w:rtl/>
+        </w:rPr>
+        <w:t xml:space="preserve"> </w:t>
+      </w:r>
+      <w:r>
+        <w:rPr>
+          <w:rFonts w:ascii="Times New Roman" w:hAnsi="Times New Roman" w:cs="Times New Roman" w:hint="cs"/>
+          <w:rtl/>
+        </w:rPr>
+        <w:t>ברוך</w:t>
+      </w:r>
+      <w:r>
+        <w:rPr>
+          <w:rFonts w:ascii="Times New Roman" w:hAnsi="Times New Roman" w:cs="Times New Roman"/>
+          <w:rtl/>
+        </w:rPr>
+        <w:t xml:space="preserve"> </w:t>
+      </w:r>
+      <w:r>
+        <w:rPr>
+          <w:rFonts w:ascii="Times New Roman" w:hAnsi="Times New Roman" w:cs="Times New Roman" w:hint="cs"/>
+          <w:rtl/>
+        </w:rPr>
+        <w:t>הוא</w:t>
+      </w:r>
+      <w:r>
+        <w:rPr>
+          <w:rFonts w:ascii="Times New Roman" w:hAnsi="Times New Roman" w:cs="Times New Roman"/>
+        </w:rPr>
+        <w:t xml:space="preserve"> and</w:t>
+      </w:r>
+      <w:r>
+        <w:rPr>
+          <w:rFonts w:ascii="Times New Roman" w:hAnsi="Times New Roman" w:cs="Times New Roman"/>
+        </w:rPr>
+        <w:t xml:space="preserve"> </w:t>
+      </w:r>
+      <w:r>
+        <w:rPr>
+          <w:rFonts w:ascii="Times New Roman" w:hAnsi="Times New Roman" w:cs="Times New Roman" w:hint="cs"/>
+          <w:rtl/>
+        </w:rPr>
+        <w:t>בני</w:t>
+      </w:r>
+      <w:r>
+        <w:rPr>
+          <w:rFonts w:ascii="Times New Roman" w:hAnsi="Times New Roman" w:cs="Times New Roman"/>
+          <w:rtl/>
+        </w:rPr>
+        <w:t xml:space="preserve"> </w:t>
+      </w:r>
+      <w:r>
+        <w:rPr>
+          <w:rFonts w:ascii="Times New Roman" w:hAnsi="Times New Roman" w:cs="Times New Roman" w:hint="cs"/>
+          <w:rtl/>
+        </w:rPr>
+        <w:t>ישראל</w:t>
+      </w:r>
+      <w:r>
+        <w:rPr>
+          <w:rFonts w:ascii="Times New Roman" w:hAnsi="Times New Roman" w:cs="Times New Roman"/>
+        </w:rPr>
+        <w:t xml:space="preserve"> where we received the </w:t>
+      </w:r>
+      <w:r>
+        <w:rPr>
+          <w:rFonts w:ascii="Times New Roman" w:hAnsi="Times New Roman" w:cs="Times New Roman" w:hint="cs"/>
+          <w:rtl/>
+        </w:rPr>
+        <w:t>תורה</w:t>
+      </w:r>
+      <w:r>
+        <w:rPr>
+          <w:rFonts w:ascii="Times New Roman" w:hAnsi="Times New Roman" w:cs="Times New Roman"/>
+        </w:rPr>
+        <w:t xml:space="preserve">. The fact that number one, </w:t>
+      </w:r>
+      <w:r>
+        <w:rPr>
+          <w:rFonts w:ascii="Times New Roman" w:hAnsi="Times New Roman" w:cs="Times New Roman" w:hint="cs"/>
+          <w:rtl/>
+        </w:rPr>
+        <w:t>כלל</w:t>
+      </w:r>
+      <w:r>
+        <w:rPr>
+          <w:rFonts w:ascii="Times New Roman" w:hAnsi="Times New Roman" w:cs="Times New Roman"/>
+          <w:rtl/>
+        </w:rPr>
+        <w:t xml:space="preserve"> </w:t>
+      </w:r>
+      <w:r>
+        <w:rPr>
+          <w:rFonts w:ascii="Times New Roman" w:hAnsi="Times New Roman" w:cs="Times New Roman" w:hint="cs"/>
+          <w:rtl/>
+        </w:rPr>
+        <w:t>ישראל</w:t>
+      </w:r>
+      <w:r>
+        <w:rPr>
+          <w:rFonts w:ascii="Times New Roman" w:hAnsi="Times New Roman" w:cs="Times New Roman"/>
+        </w:rPr>
+        <w:t xml:space="preserve"> received the </w:t>
+      </w:r>
+      <w:r>
+        <w:rPr>
+          <w:rFonts w:ascii="Times New Roman" w:hAnsi="Times New Roman" w:cs="Times New Roman" w:hint="cs"/>
+          <w:rtl/>
+        </w:rPr>
+        <w:t>תורה</w:t>
+      </w:r>
+      <w:r>
+        <w:rPr>
+          <w:rFonts w:ascii="Times New Roman" w:hAnsi="Times New Roman" w:cs="Times New Roman"/>
+        </w:rPr>
+        <w:t>, and number two, equally as important if not perhaps even more so,</w:t>
       </w:r>
       <w:r>
         <w:rPr>
@@ -2083,10 +2361,150 @@
         </w:rPr>
         <w:t xml:space="preserve"> that</w:t>
       </w:r>
-      <w:proofErr w:type="gramEnd"/>
-      <w:r>
-        <w:rPr>
-          <w:rFonts w:ascii="Times New Roman" w:hAnsi="Times New Roman" w:cs="Times New Roman"/>
+      <w:r>
+        <w:rPr>
+          <w:rFonts w:ascii="Times New Roman" w:hAnsi="Times New Roman" w:cs="Times New Roman"/>
+        </w:rPr>
+        <w:t xml:space="preserve"> they</w:t>
+      </w:r>
+      <w:r>
+        <w:rPr>
+          <w:rFonts w:ascii="Times New Roman" w:hAnsi="Times New Roman" w:cs="Times New Roman"/>
+        </w:rPr>
+        <w:t>’</w:t>
+      </w:r>
+      <w:r>
+        <w:rPr>
+          <w:rFonts w:ascii="Times New Roman" w:hAnsi="Times New Roman" w:cs="Times New Roman"/>
+        </w:rPr>
+        <w:t xml:space="preserve">re </w:t>
+      </w:r>
+      <w:r>
+        <w:rPr>
+          <w:rFonts w:ascii="Times New Roman" w:hAnsi="Times New Roman" w:cs="Times New Roman" w:hint="cs"/>
+          <w:rtl/>
+        </w:rPr>
+        <w:t>עוסקים</w:t>
+      </w:r>
+      <w:r>
+        <w:rPr>
+          <w:rFonts w:ascii="Times New Roman" w:hAnsi="Times New Roman" w:cs="Times New Roman"/>
+          <w:rtl/>
+        </w:rPr>
+        <w:t xml:space="preserve"> </w:t>
+      </w:r>
+      <w:r>
+        <w:rPr>
+          <w:rFonts w:ascii="Times New Roman" w:hAnsi="Times New Roman" w:cs="Times New Roman" w:hint="cs"/>
+          <w:rtl/>
+        </w:rPr>
+        <w:t>בתורה</w:t>
+      </w:r>
+      <w:r>
+        <w:rPr>
+          <w:rFonts w:ascii="Times New Roman" w:hAnsi="Times New Roman" w:cs="Times New Roman"/>
+        </w:rPr>
+        <w:t xml:space="preserve">. </w:t>
+      </w:r>
+      <w:r>
+        <w:rPr>
+          <w:rFonts w:ascii="Times New Roman" w:hAnsi="Times New Roman" w:cs="Times New Roman"/>
+        </w:rPr>
+        <w:t>T</w:t>
+      </w:r>
+      <w:r>
+        <w:rPr>
+          <w:rFonts w:ascii="Times New Roman" w:hAnsi="Times New Roman" w:cs="Times New Roman"/>
+        </w:rPr>
+        <w:t xml:space="preserve">herefore </w:t>
+      </w:r>
+      <w:r>
+        <w:rPr>
+          <w:rFonts w:ascii="Times New Roman" w:hAnsi="Times New Roman" w:cs="Times New Roman"/>
+        </w:rPr>
+        <w:t>Hashem</w:t>
+      </w:r>
+      <w:r>
+        <w:rPr>
+          <w:rFonts w:ascii="Times New Roman" w:hAnsi="Times New Roman" w:cs="Times New Roman"/>
+        </w:rPr>
+        <w:t xml:space="preserve"> has the word</w:t>
+      </w:r>
+      <w:r>
+        <w:rPr>
+          <w:rFonts w:ascii="Times New Roman" w:hAnsi="Times New Roman" w:cs="Times New Roman"/>
+        </w:rPr>
+        <w:t>s</w:t>
+      </w:r>
+      <w:r>
+        <w:rPr>
+          <w:rFonts w:ascii="Times New Roman" w:hAnsi="Times New Roman" w:cs="Times New Roman"/>
+        </w:rPr>
+        <w:t xml:space="preserve"> </w:t>
+      </w:r>
+      <w:r>
+        <w:rPr>
+          <w:rFonts w:ascii="Times New Roman" w:hAnsi="Times New Roman" w:cs="Times New Roman" w:hint="cs"/>
+          <w:rtl/>
+        </w:rPr>
+        <w:t>בְּנֵי</w:t>
+      </w:r>
+      <w:r>
+        <w:rPr>
+          <w:rFonts w:ascii="Times New Roman" w:hAnsi="Times New Roman" w:cs="Times New Roman"/>
+          <w:rtl/>
+        </w:rPr>
+        <w:t xml:space="preserve"> </w:t>
+      </w:r>
+      <w:r>
+        <w:rPr>
+          <w:rFonts w:ascii="Times New Roman" w:hAnsi="Times New Roman" w:cs="Times New Roman" w:hint="cs"/>
+          <w:rtl/>
+        </w:rPr>
+        <w:t>יִשְׂרָאֵל</w:t>
+      </w:r>
+      <w:r>
+        <w:rPr>
+          <w:rFonts w:ascii="Times New Roman" w:hAnsi="Times New Roman" w:cs="Times New Roman"/>
+        </w:rPr>
+        <w:t xml:space="preserve"> </w:t>
+      </w:r>
+      <w:r>
+        <w:rPr>
+          <w:rFonts w:ascii="Times New Roman" w:hAnsi="Times New Roman" w:cs="Times New Roman"/>
+        </w:rPr>
+        <w:t xml:space="preserve">five times by the </w:t>
+      </w:r>
+      <w:r>
+        <w:rPr>
+          <w:rFonts w:ascii="Times New Roman" w:hAnsi="Times New Roman" w:cs="Times New Roman" w:hint="cs"/>
+          <w:rtl/>
+        </w:rPr>
+        <w:t>לוים</w:t>
+      </w:r>
+      <w:r>
+        <w:rPr>
+          <w:rFonts w:ascii="Times New Roman" w:hAnsi="Times New Roman" w:cs="Times New Roman"/>
+        </w:rPr>
+        <w:t>. Why? To show us the</w:t>
+      </w:r>
+      <w:r>
+        <w:rPr>
+          <w:rFonts w:ascii="Times New Roman" w:hAnsi="Times New Roman" w:cs="Times New Roman"/>
+        </w:rPr>
+        <w:t xml:space="preserve"> </w:t>
+      </w:r>
+      <w:r>
+        <w:rPr>
+          <w:rFonts w:ascii="Times New Roman" w:hAnsi="Times New Roman" w:cs="Times New Roman" w:hint="cs"/>
+          <w:rtl/>
+        </w:rPr>
+        <w:t>אהבה</w:t>
+      </w:r>
+      <w:r>
+        <w:rPr>
+          <w:rFonts w:ascii="Times New Roman" w:hAnsi="Times New Roman" w:cs="Times New Roman"/>
+          <w:rtl/>
         </w:rPr>
         <w:t xml:space="preserve"> </w:t>
       </w:r>
@@ -2129,427 +2547,7 @@
         <w:rPr>
           <w:rFonts w:ascii="Times New Roman" w:hAnsi="Times New Roman" w:cs="Times New Roman"/>
         </w:rPr>
-        <w:t xml:space="preserve"> has for </w:t>
-      </w:r>
-      <w:r>
-        <w:rPr>
-          <w:rFonts w:ascii="Times New Roman" w:hAnsi="Times New Roman" w:cs="Times New Roman" w:hint="cs"/>
-          <w:rtl/>
-        </w:rPr>
-        <w:t>כלל</w:t>
-      </w:r>
-      <w:r>
-        <w:rPr>
-          <w:rFonts w:ascii="Times New Roman" w:hAnsi="Times New Roman" w:cs="Times New Roman"/>
-          <w:rtl/>
-        </w:rPr>
-        <w:t xml:space="preserve"> </w:t>
-      </w:r>
-      <w:r>
-        <w:rPr>
-          <w:rFonts w:ascii="Times New Roman" w:hAnsi="Times New Roman" w:cs="Times New Roman" w:hint="cs"/>
-          <w:rtl/>
-        </w:rPr>
-        <w:t>ישראל</w:t>
-      </w:r>
-      <w:r>
-        <w:rPr>
-          <w:rFonts w:ascii="Times New Roman" w:hAnsi="Times New Roman" w:cs="Times New Roman"/>
-        </w:rPr>
-        <w:t xml:space="preserve"> comes from the</w:t>
-      </w:r>
-      <w:r>
-        <w:rPr>
-          <w:rFonts w:ascii="Times New Roman" w:hAnsi="Times New Roman" w:cs="Times New Roman"/>
-        </w:rPr>
-        <w:t xml:space="preserve"> </w:t>
-      </w:r>
-      <w:r>
-        <w:rPr>
-          <w:rFonts w:ascii="Times New Roman" w:hAnsi="Times New Roman" w:cs="Times New Roman" w:hint="cs"/>
-          <w:rtl/>
-        </w:rPr>
-        <w:t>כח</w:t>
-      </w:r>
-      <w:r>
-        <w:rPr>
-          <w:rFonts w:ascii="Times New Roman" w:hAnsi="Times New Roman" w:cs="Times New Roman"/>
-        </w:rPr>
-        <w:t xml:space="preserve"> of </w:t>
-      </w:r>
-      <w:r>
-        <w:rPr>
-          <w:rFonts w:ascii="Times New Roman" w:hAnsi="Times New Roman" w:cs="Times New Roman" w:hint="cs"/>
-          <w:rtl/>
-        </w:rPr>
-        <w:t>קבלת</w:t>
-      </w:r>
-      <w:r>
-        <w:rPr>
-          <w:rFonts w:ascii="Times New Roman" w:hAnsi="Times New Roman" w:cs="Times New Roman"/>
-          <w:rtl/>
-        </w:rPr>
-        <w:t xml:space="preserve"> </w:t>
-      </w:r>
-      <w:r>
-        <w:rPr>
-          <w:rFonts w:ascii="Times New Roman" w:hAnsi="Times New Roman" w:cs="Times New Roman" w:hint="cs"/>
-          <w:rtl/>
-        </w:rPr>
-        <w:t>התורה</w:t>
-      </w:r>
-      <w:r>
-        <w:rPr>
-          <w:rFonts w:ascii="Times New Roman" w:hAnsi="Times New Roman" w:cs="Times New Roman"/>
-        </w:rPr>
-        <w:t xml:space="preserve">. We recently had </w:t>
-      </w:r>
-      <w:r>
-        <w:rPr>
-          <w:rFonts w:ascii="Times New Roman" w:hAnsi="Times New Roman" w:cs="Times New Roman" w:hint="cs"/>
-          <w:rtl/>
-        </w:rPr>
-        <w:t>שבועות</w:t>
-      </w:r>
-      <w:r>
-        <w:rPr>
-          <w:rFonts w:ascii="Times New Roman" w:hAnsi="Times New Roman" w:cs="Times New Roman"/>
-        </w:rPr>
-        <w:t xml:space="preserve"> with the awesome </w:t>
-      </w:r>
-      <w:r>
-        <w:rPr>
-          <w:rFonts w:ascii="Times New Roman" w:hAnsi="Times New Roman" w:cs="Times New Roman" w:hint="cs"/>
-          <w:rtl/>
-        </w:rPr>
-        <w:t>פגישה</w:t>
-      </w:r>
-      <w:r>
-        <w:rPr>
-          <w:rFonts w:ascii="Times New Roman" w:hAnsi="Times New Roman" w:cs="Times New Roman"/>
-        </w:rPr>
-        <w:t xml:space="preserve"> between </w:t>
-      </w:r>
-      <w:r>
-        <w:rPr>
-          <w:rFonts w:ascii="Times New Roman" w:hAnsi="Times New Roman" w:cs="Times New Roman" w:hint="cs"/>
-          <w:rtl/>
-        </w:rPr>
-        <w:t>הקדוש</w:t>
-      </w:r>
-      <w:r>
-        <w:rPr>
-          <w:rFonts w:ascii="Times New Roman" w:hAnsi="Times New Roman" w:cs="Times New Roman"/>
-          <w:rtl/>
-        </w:rPr>
-        <w:t xml:space="preserve"> </w:t>
-      </w:r>
-      <w:r>
-        <w:rPr>
-          <w:rFonts w:ascii="Times New Roman" w:hAnsi="Times New Roman" w:cs="Times New Roman" w:hint="cs"/>
-          <w:rtl/>
-        </w:rPr>
-        <w:t>ברוך</w:t>
-      </w:r>
-      <w:r>
-        <w:rPr>
-          <w:rFonts w:ascii="Times New Roman" w:hAnsi="Times New Roman" w:cs="Times New Roman"/>
-          <w:rtl/>
-        </w:rPr>
-        <w:t xml:space="preserve"> </w:t>
-      </w:r>
-      <w:r>
-        <w:rPr>
-          <w:rFonts w:ascii="Times New Roman" w:hAnsi="Times New Roman" w:cs="Times New Roman" w:hint="cs"/>
-          <w:rtl/>
-        </w:rPr>
-        <w:t>הוא</w:t>
-      </w:r>
-      <w:r>
-        <w:rPr>
-          <w:rFonts w:ascii="Times New Roman" w:hAnsi="Times New Roman" w:cs="Times New Roman"/>
-        </w:rPr>
-        <w:t xml:space="preserve"> and</w:t>
-      </w:r>
-      <w:r>
-        <w:rPr>
-          <w:rFonts w:ascii="Times New Roman" w:hAnsi="Times New Roman" w:cs="Times New Roman"/>
-        </w:rPr>
-        <w:t xml:space="preserve"> </w:t>
-      </w:r>
-      <w:r>
-        <w:rPr>
-          <w:rFonts w:ascii="Times New Roman" w:hAnsi="Times New Roman" w:cs="Times New Roman" w:hint="cs"/>
-          <w:rtl/>
-        </w:rPr>
-        <w:t>בני</w:t>
-      </w:r>
-      <w:r>
-        <w:rPr>
-          <w:rFonts w:ascii="Times New Roman" w:hAnsi="Times New Roman" w:cs="Times New Roman"/>
-          <w:rtl/>
-        </w:rPr>
-        <w:t xml:space="preserve"> </w:t>
-      </w:r>
-      <w:r>
-        <w:rPr>
-          <w:rFonts w:ascii="Times New Roman" w:hAnsi="Times New Roman" w:cs="Times New Roman" w:hint="cs"/>
-          <w:rtl/>
-        </w:rPr>
-        <w:t>ישראל</w:t>
-      </w:r>
-      <w:r>
-        <w:rPr>
-          <w:rFonts w:ascii="Times New Roman" w:hAnsi="Times New Roman" w:cs="Times New Roman"/>
-        </w:rPr>
-        <w:t xml:space="preserve"> where we received the </w:t>
-      </w:r>
-      <w:r>
-        <w:rPr>
-          <w:rFonts w:ascii="Times New Roman" w:hAnsi="Times New Roman" w:cs="Times New Roman" w:hint="cs"/>
-          <w:rtl/>
-        </w:rPr>
-        <w:t>תורה</w:t>
-      </w:r>
-      <w:r>
-        <w:rPr>
-          <w:rFonts w:ascii="Times New Roman" w:hAnsi="Times New Roman" w:cs="Times New Roman"/>
-        </w:rPr>
-        <w:t xml:space="preserve">. The fact that number one, </w:t>
-      </w:r>
-      <w:r>
-        <w:rPr>
-          <w:rFonts w:ascii="Times New Roman" w:hAnsi="Times New Roman" w:cs="Times New Roman" w:hint="cs"/>
-          <w:rtl/>
-        </w:rPr>
-        <w:t>כלל</w:t>
-      </w:r>
-      <w:r>
-        <w:rPr>
-          <w:rFonts w:ascii="Times New Roman" w:hAnsi="Times New Roman" w:cs="Times New Roman"/>
-          <w:rtl/>
-        </w:rPr>
-        <w:t xml:space="preserve"> </w:t>
-      </w:r>
-      <w:r>
-        <w:rPr>
-          <w:rFonts w:ascii="Times New Roman" w:hAnsi="Times New Roman" w:cs="Times New Roman" w:hint="cs"/>
-          <w:rtl/>
-        </w:rPr>
-        <w:t>ישראל</w:t>
-      </w:r>
-      <w:r>
-        <w:rPr>
-          <w:rFonts w:ascii="Times New Roman" w:hAnsi="Times New Roman" w:cs="Times New Roman"/>
-        </w:rPr>
-        <w:t xml:space="preserve"> received the </w:t>
-      </w:r>
-      <w:r>
-        <w:rPr>
-          <w:rFonts w:ascii="Times New Roman" w:hAnsi="Times New Roman" w:cs="Times New Roman" w:hint="cs"/>
-          <w:rtl/>
-        </w:rPr>
-        <w:t>תורה</w:t>
-      </w:r>
-      <w:r>
-        <w:rPr>
-          <w:rFonts w:ascii="Times New Roman" w:hAnsi="Times New Roman" w:cs="Times New Roman"/>
-        </w:rPr>
-        <w:t>, and number two, equally as important if not perhaps even more so,</w:t>
-      </w:r>
-      <w:r>
-        <w:rPr>
-          <w:rFonts w:ascii="Times New Roman" w:hAnsi="Times New Roman" w:cs="Times New Roman"/>
-        </w:rPr>
-        <w:t xml:space="preserve"> that</w:t>
-      </w:r>
-      <w:r>
-        <w:rPr>
-          <w:rFonts w:ascii="Times New Roman" w:hAnsi="Times New Roman" w:cs="Times New Roman"/>
-        </w:rPr>
-        <w:t xml:space="preserve"> they</w:t>
-      </w:r>
-      <w:r>
-        <w:rPr>
-          <w:rFonts w:ascii="Times New Roman" w:hAnsi="Times New Roman" w:cs="Times New Roman"/>
-        </w:rPr>
-        <w:t>’</w:t>
-      </w:r>
-      <w:r>
-        <w:rPr>
-          <w:rFonts w:ascii="Times New Roman" w:hAnsi="Times New Roman" w:cs="Times New Roman"/>
-        </w:rPr>
-        <w:t xml:space="preserve">re </w:t>
-      </w:r>
-      <w:r>
-        <w:rPr>
-          <w:rFonts w:ascii="Times New Roman" w:hAnsi="Times New Roman" w:cs="Times New Roman" w:hint="cs"/>
-          <w:rtl/>
-        </w:rPr>
-        <w:t>עוסקים</w:t>
-      </w:r>
-      <w:r>
-        <w:rPr>
-          <w:rFonts w:ascii="Times New Roman" w:hAnsi="Times New Roman" w:cs="Times New Roman"/>
-          <w:rtl/>
-        </w:rPr>
-        <w:t xml:space="preserve"> </w:t>
-      </w:r>
-      <w:r>
-        <w:rPr>
-          <w:rFonts w:ascii="Times New Roman" w:hAnsi="Times New Roman" w:cs="Times New Roman" w:hint="cs"/>
-          <w:rtl/>
-        </w:rPr>
-        <w:t>בתורה</w:t>
-      </w:r>
-      <w:r>
-        <w:rPr>
-          <w:rFonts w:ascii="Times New Roman" w:hAnsi="Times New Roman" w:cs="Times New Roman"/>
-        </w:rPr>
-        <w:t xml:space="preserve">. </w:t>
-      </w:r>
-      <w:r>
-        <w:rPr>
-          <w:rFonts w:ascii="Times New Roman" w:hAnsi="Times New Roman" w:cs="Times New Roman"/>
-        </w:rPr>
-        <w:t>T</w:t>
-      </w:r>
-      <w:r>
-        <w:rPr>
-          <w:rFonts w:ascii="Times New Roman" w:hAnsi="Times New Roman" w:cs="Times New Roman"/>
-        </w:rPr>
-        <w:t xml:space="preserve">herefore </w:t>
-      </w:r>
-      <w:r>
-        <w:rPr>
-          <w:rFonts w:ascii="Times New Roman" w:hAnsi="Times New Roman" w:cs="Times New Roman"/>
-        </w:rPr>
-        <w:t>Hashem</w:t>
-      </w:r>
-      <w:r>
-        <w:rPr>
-          <w:rFonts w:ascii="Times New Roman" w:hAnsi="Times New Roman" w:cs="Times New Roman"/>
-        </w:rPr>
-        <w:t xml:space="preserve"> has the word</w:t>
-      </w:r>
-      <w:r>
-        <w:rPr>
-          <w:rFonts w:ascii="Times New Roman" w:hAnsi="Times New Roman" w:cs="Times New Roman"/>
-        </w:rPr>
-        <w:t>s</w:t>
-      </w:r>
-      <w:r>
-        <w:rPr>
-          <w:rFonts w:ascii="Times New Roman" w:hAnsi="Times New Roman" w:cs="Times New Roman"/>
-        </w:rPr>
-        <w:t xml:space="preserve"> </w:t>
-      </w:r>
-      <w:r>
-        <w:rPr>
-          <w:rFonts w:ascii="Times New Roman" w:hAnsi="Times New Roman" w:cs="Times New Roman" w:hint="cs"/>
-          <w:rtl/>
-        </w:rPr>
-        <w:t>בְּנֵי</w:t>
-      </w:r>
-      <w:r>
-        <w:rPr>
-          <w:rFonts w:ascii="Times New Roman" w:hAnsi="Times New Roman" w:cs="Times New Roman"/>
-          <w:rtl/>
-        </w:rPr>
-        <w:t xml:space="preserve"> </w:t>
-      </w:r>
-      <w:r>
-        <w:rPr>
-          <w:rFonts w:ascii="Times New Roman" w:hAnsi="Times New Roman" w:cs="Times New Roman" w:hint="cs"/>
-          <w:rtl/>
-        </w:rPr>
-        <w:t>יִשְׂרָאֵל</w:t>
-      </w:r>
-      <w:r>
-        <w:rPr>
-          <w:rFonts w:ascii="Times New Roman" w:hAnsi="Times New Roman" w:cs="Times New Roman"/>
-        </w:rPr>
-        <w:t xml:space="preserve"> </w:t>
-      </w:r>
-      <w:r>
-        <w:rPr>
-          <w:rFonts w:ascii="Times New Roman" w:hAnsi="Times New Roman" w:cs="Times New Roman"/>
-        </w:rPr>
-        <w:t xml:space="preserve">five times by the </w:t>
-      </w:r>
-      <w:r>
-        <w:rPr>
-          <w:rFonts w:ascii="Times New Roman" w:hAnsi="Times New Roman" w:cs="Times New Roman" w:hint="cs"/>
-          <w:rtl/>
-        </w:rPr>
-        <w:t>לוים</w:t>
-      </w:r>
-      <w:r>
-        <w:rPr>
-          <w:rFonts w:ascii="Times New Roman" w:hAnsi="Times New Roman" w:cs="Times New Roman"/>
-        </w:rPr>
-        <w:t>. Why? To show us the</w:t>
-      </w:r>
-      <w:r>
-        <w:rPr>
-          <w:rFonts w:ascii="Times New Roman" w:hAnsi="Times New Roman" w:cs="Times New Roman"/>
-        </w:rPr>
-        <w:t xml:space="preserve"> </w:t>
-      </w:r>
-      <w:r>
-        <w:rPr>
-          <w:rFonts w:ascii="Times New Roman" w:hAnsi="Times New Roman" w:cs="Times New Roman" w:hint="cs"/>
-          <w:rtl/>
-        </w:rPr>
-        <w:t>אהבה</w:t>
-      </w:r>
-      <w:r>
-        <w:rPr>
-          <w:rFonts w:ascii="Times New Roman" w:hAnsi="Times New Roman" w:cs="Times New Roman"/>
-          <w:rtl/>
-        </w:rPr>
-        <w:t xml:space="preserve"> </w:t>
-      </w:r>
-      <w:r>
-        <w:rPr>
-          <w:rFonts w:ascii="Times New Roman" w:hAnsi="Times New Roman" w:cs="Times New Roman" w:hint="cs"/>
-          <w:rtl/>
-        </w:rPr>
-        <w:t>הקדוש</w:t>
-      </w:r>
-      <w:r>
-        <w:rPr>
-          <w:rFonts w:ascii="Times New Roman" w:hAnsi="Times New Roman" w:cs="Times New Roman"/>
-          <w:rtl/>
-        </w:rPr>
-        <w:t xml:space="preserve"> </w:t>
-      </w:r>
-      <w:r>
-        <w:rPr>
-          <w:rFonts w:ascii="Times New Roman" w:hAnsi="Times New Roman" w:cs="Times New Roman" w:hint="cs"/>
-          <w:rtl/>
-        </w:rPr>
-        <w:t>ברוך</w:t>
-      </w:r>
-      <w:r>
-        <w:rPr>
-          <w:rFonts w:ascii="Times New Roman" w:hAnsi="Times New Roman" w:cs="Times New Roman"/>
-          <w:rtl/>
-        </w:rPr>
-        <w:t xml:space="preserve"> </w:t>
-      </w:r>
-      <w:r>
-        <w:rPr>
-          <w:rFonts w:ascii="Times New Roman" w:hAnsi="Times New Roman" w:cs="Times New Roman" w:hint="cs"/>
-          <w:rtl/>
-        </w:rPr>
-        <w:t>הוא</w:t>
-      </w:r>
-      <w:r>
-        <w:rPr>
-          <w:rFonts w:ascii="Times New Roman" w:hAnsi="Times New Roman" w:cs="Times New Roman"/>
-        </w:rPr>
-        <w:t xml:space="preserve"> has for his nation </w:t>
+        <w:t xml:space="preserve"> has for his nation</w:t>
       </w:r>
       <w:r>
         <w:rPr>
@@ -2704,7 +2702,7 @@
         <w:rPr>
           <w:rFonts w:ascii="Times New Roman" w:hAnsi="Times New Roman" w:cs="Times New Roman"/>
         </w:rPr>
-        <w:t xml:space="preserve">re called the </w:t>
+        <w:t>re called the</w:t>
       </w:r>
       <w:r>
         <w:rPr>
@@ -2863,7 +2861,7 @@
         <w:rPr>
           <w:rFonts w:ascii="Times New Roman" w:hAnsi="Times New Roman" w:cs="Times New Roman"/>
         </w:rPr>
-        <w:t xml:space="preserve">re not on the same level in </w:t>
+        <w:t>re not on the same level in</w:t>
       </w:r>
       <w:r>
         <w:rPr>
@@ -3759,7 +3757,7 @@
           <w:rFonts w:ascii="Times New Roman" w:hAnsi="Times New Roman" w:cs="Times New Roman" w:hint="cs"/>
           <w:rtl/>
         </w:rPr>
-        <w:t xml:space="preserve">חיבה </w:t>
+        <w:t>חיבה</w:t>
       </w:r>
       <w:r>
         <w:rPr>

--- a/Files/04 - Bamidbar/03 - Behaloscha/5785/Behaloscha 5785.docx
+++ b/Files/04 - Bamidbar/03 - Behaloscha/5785/Behaloscha 5785.docx
@@ -317,7 +317,7 @@
           <w:rFonts w:ascii="Times New Roman" w:hAnsi="Times New Roman" w:cs="Times New Roman"/>
           <w:rtl/>
         </w:rPr>
-        <w:t> </w:t>
+        <w:t xml:space="preserve"> </w:t>
       </w:r>
       <w:r>
         <w:rPr>
@@ -756,7 +756,7 @@
         <w:rPr>
           <w:rFonts w:ascii="Times New Roman" w:hAnsi="Times New Roman" w:cs="Times New Roman"/>
         </w:rPr>
-        <w:t xml:space="preserve"> the</w:t>
+        <w:t xml:space="preserve"> the </w:t>
       </w:r>
       <w:r>
         <w:rPr>
@@ -1460,7 +1460,7 @@
           <w:rFonts w:ascii="Times New Roman" w:hAnsi="Times New Roman" w:cs="Times New Roman"/>
           <w:rtl/>
         </w:rPr>
-        <w:t>"</w:t>
+        <w:t>״</w:t>
       </w:r>
       <w:r>
         <w:rPr>
@@ -2059,7 +2059,7 @@
         <w:rPr>
           <w:rFonts w:ascii="Times New Roman" w:hAnsi="Times New Roman" w:cs="Times New Roman"/>
         </w:rPr>
-        <w:t>The</w:t>
+        <w:t xml:space="preserve">The </w:t>
       </w:r>
       <w:r>
         <w:rPr>
@@ -2547,7 +2547,7 @@
         <w:rPr>
           <w:rFonts w:ascii="Times New Roman" w:hAnsi="Times New Roman" w:cs="Times New Roman"/>
         </w:rPr>
-        <w:t xml:space="preserve"> has for his nation</w:t>
+        <w:t xml:space="preserve"> has for his nation </w:t>
       </w:r>
       <w:r>
         <w:rPr>
@@ -2702,7 +2702,7 @@
         <w:rPr>
           <w:rFonts w:ascii="Times New Roman" w:hAnsi="Times New Roman" w:cs="Times New Roman"/>
         </w:rPr>
-        <w:t>re called the</w:t>
+        <w:t xml:space="preserve">re called the </w:t>
       </w:r>
       <w:r>
         <w:rPr>
@@ -2861,7 +2861,7 @@
         <w:rPr>
           <w:rFonts w:ascii="Times New Roman" w:hAnsi="Times New Roman" w:cs="Times New Roman"/>
         </w:rPr>
-        <w:t>re not on the same level in</w:t>
+        <w:t xml:space="preserve">re not on the same level in </w:t>
       </w:r>
       <w:r>
         <w:rPr>
@@ -3757,7 +3757,7 @@
           <w:rFonts w:ascii="Times New Roman" w:hAnsi="Times New Roman" w:cs="Times New Roman" w:hint="cs"/>
           <w:rtl/>
         </w:rPr>
-        <w:t>חיבה</w:t>
+        <w:t xml:space="preserve">חיבה </w:t>
       </w:r>
       <w:r>
         <w:rPr>
